--- a/backend/app/plantillas/plantilla_minuta.docx
+++ b/backend/app/plantillas/plantilla_minuta.docx
@@ -28,611 +28,10 @@
       </w:pPr>
       <w:r>
         <w:rPr>
-          <w:lang w:val="es-PE"/>
-        </w:rPr>
-        <w:t xml:space="preserve">SÍRVASE UD. EXTENDER EN SU REGISTRO DE ESCRITURAS PÚBLICAS, UNA DE </w:t>
-      </w:r>
-      <w:r>
-        <w:rPr>
-          <w:b/>
-          <w:lang w:val="es-PE"/>
-        </w:rPr>
-        <w:t>COMPRA VENTA</w:t>
-      </w:r>
-      <w:r>
-        <w:rPr>
-          <w:lang w:val="es-PE"/>
-        </w:rPr>
-        <w:t xml:space="preserve"> QUE CELEBRAN DE UNA PARTE</w:t>
-      </w:r>
-      <w:r>
-        <w:rPr>
-          <w:lang w:val="es-PE"/>
-        </w:rPr>
-        <w:t>:</w:t>
-      </w:r>
-      <w:r>
-        <w:rPr>
-          <w:lang w:val="es-PE"/>
-        </w:rPr>
-        <w:t xml:space="preserve"> LA EMPRESA</w:t>
-      </w:r>
-      <w:r>
-        <w:rPr>
-          <w:b/>
-          <w:lang w:val="es-PE"/>
-        </w:rPr>
-        <w:t xml:space="preserve"> GRUSELVA S.A.C. </w:t>
-      </w:r>
-      <w:r>
-        <w:rPr>
-          <w:lang w:val="es-PE"/>
-        </w:rPr>
-        <w:t xml:space="preserve">CON </w:t>
-      </w:r>
-      <w:r>
-        <w:rPr>
-          <w:b/>
-          <w:lang w:val="es-PE"/>
-        </w:rPr>
-        <w:t xml:space="preserve">R.U.C. </w:t>
-      </w:r>
-      <w:proofErr w:type="spellStart"/>
-      <w:r>
-        <w:rPr>
-          <w:b/>
-          <w:lang w:val="es-PE"/>
-        </w:rPr>
-        <w:t>Nº</w:t>
-      </w:r>
-      <w:proofErr w:type="spellEnd"/>
-      <w:r>
-        <w:rPr>
-          <w:b/>
-          <w:lang w:val="es-PE"/>
-        </w:rPr>
-        <w:t xml:space="preserve"> 20611667303</w:t>
-      </w:r>
-      <w:r>
-        <w:rPr>
-          <w:lang w:val="es-PE"/>
-        </w:rPr>
-        <w:t xml:space="preserve">, CON DOMICILIO FISCAL EN </w:t>
-      </w:r>
-      <w:r>
-        <w:rPr>
-          <w:lang w:val="es-PE"/>
-        </w:rPr>
-        <w:t>LA AV. MARTIRES DE TZIRIARI N° 370</w:t>
-      </w:r>
-      <w:r>
-        <w:rPr>
-          <w:lang w:val="es-PE"/>
-        </w:rPr>
-        <w:t xml:space="preserve">, DEL DISTRITO DE MAZAMARI, PROVINCIA DE SATIPO Y DEPARTAMENTO DE JUNIN, DEBIDAMENTE REPRESENTADO POR SU GERENTE GENERAL </w:t>
-      </w:r>
-      <w:r>
-        <w:rPr>
-          <w:b/>
-          <w:lang w:val="es-PE"/>
-        </w:rPr>
-        <w:t xml:space="preserve">FREDY RAUL PEREZ DE LA TORRE, </w:t>
-      </w:r>
-      <w:bookmarkStart w:id="0" w:name="_Hlk234068495"/>
-      <w:r>
-        <w:rPr>
-          <w:lang w:val="es-PE"/>
-        </w:rPr>
-        <w:t xml:space="preserve">IDENTIFICADO CON DOCUMENTO NACIONAL DE IDENTIDAD NÚMERO </w:t>
-      </w:r>
-      <w:r>
-        <w:rPr>
-          <w:b/>
-          <w:lang w:val="es-PE"/>
-        </w:rPr>
-        <w:t>40990585</w:t>
-      </w:r>
-      <w:r>
-        <w:rPr>
-          <w:lang w:val="es-PE"/>
-        </w:rPr>
-        <w:t xml:space="preserve">, DE ESTADO CIVIL SOLTERO, DE OCUPACIÓN EMPRESARIO, CON DOMICILIO EN JR. JOSE OLAYA </w:t>
-      </w:r>
-      <w:proofErr w:type="spellStart"/>
-      <w:r>
-        <w:rPr>
-          <w:lang w:val="es-PE"/>
-        </w:rPr>
-        <w:t>N°</w:t>
-      </w:r>
-      <w:proofErr w:type="spellEnd"/>
-      <w:r>
-        <w:rPr>
-          <w:lang w:val="es-PE"/>
-        </w:rPr>
-        <w:t xml:space="preserve"> 994, DEL DISTRITO Y PROVINCIA DE HUANCAYO, DEPARTAMENTO DE JUNÍN</w:t>
-      </w:r>
-      <w:bookmarkEnd w:id="0"/>
-      <w:r>
-        <w:rPr>
-          <w:lang w:val="es-PE"/>
-        </w:rPr>
-        <w:t>, CUYAS FACULTADES CONSTAN INSCR</w:t>
-      </w:r>
-      <w:r>
-        <w:rPr>
-          <w:lang w:val="es-PE"/>
-        </w:rPr>
-        <w:t xml:space="preserve">ITAS EN LA PARTIDA </w:t>
-      </w:r>
-      <w:r>
-        <w:rPr>
-          <w:b/>
-          <w:bCs/>
-          <w:lang w:val="es-PE"/>
-        </w:rPr>
-        <w:t>N° 11111912</w:t>
-      </w:r>
-      <w:r>
-        <w:rPr>
-          <w:lang w:val="es-PE"/>
-        </w:rPr>
-        <w:t xml:space="preserve"> DEL REGISTRO DE PERSONAS JURÍDICAS DE LA OFICINA REGISTRAL DE SATIPO; A QUIEN EN ADELANTE SE LE DENOMINAR</w:t>
-      </w:r>
-      <w:r>
-        <w:rPr>
-          <w:lang w:val="es-PE"/>
-        </w:rPr>
-        <w:t>Á</w:t>
-      </w:r>
-      <w:r>
-        <w:rPr>
-          <w:lang w:val="es-PE"/>
-        </w:rPr>
-        <w:t xml:space="preserve"> </w:t>
-      </w:r>
-      <w:r>
-        <w:rPr>
-          <w:b/>
-          <w:lang w:val="es-PE"/>
-        </w:rPr>
-        <w:t>“LA VENDEDORA”</w:t>
-      </w:r>
-      <w:r>
-        <w:rPr>
-          <w:lang w:val="es-PE"/>
-        </w:rPr>
-        <w:t xml:space="preserve"> Y DE LA OTRA PARTE</w:t>
-      </w:r>
-      <w:r>
-        <w:rPr>
-          <w:lang w:val="es-PE"/>
-        </w:rPr>
-        <w:t xml:space="preserve">: EL </w:t>
-      </w:r>
-      <w:r>
-        <w:rPr>
-          <w:lang w:val="es-PE"/>
-        </w:rPr>
-        <w:t>SR.</w:t>
-      </w:r>
-      <w:r>
-        <w:rPr>
-          <w:lang w:val="es-PE"/>
-        </w:rPr>
-        <w:t xml:space="preserve"> </w:t>
-      </w:r>
-      <w:r>
-        <w:rPr>
-          <w:b/>
-          <w:bCs/>
-          <w:lang w:val="es-PE"/>
-        </w:rPr>
-        <w:t>JESÚS</w:t>
-      </w:r>
-      <w:r>
-        <w:rPr>
-          <w:b/>
-          <w:bCs/>
-          <w:lang w:val="es-PE"/>
-        </w:rPr>
-        <w:t xml:space="preserve"> EMILIO MOYA MALLMA</w:t>
-      </w:r>
-      <w:r>
-        <w:rPr>
-          <w:b/>
-          <w:bCs/>
-          <w:lang w:val="es-PE"/>
-        </w:rPr>
-        <w:t xml:space="preserve">, </w:t>
-      </w:r>
-      <w:r>
-        <w:rPr>
-          <w:lang w:val="es-PE"/>
-        </w:rPr>
-        <w:t>IDENTIFICAD</w:t>
-      </w:r>
-      <w:r>
-        <w:rPr>
-          <w:lang w:val="es-PE"/>
-        </w:rPr>
-        <w:t>O</w:t>
-      </w:r>
-      <w:r>
-        <w:rPr>
-          <w:lang w:val="es-PE"/>
-        </w:rPr>
-        <w:t xml:space="preserve"> CON DOCUMENTO NACIONAL DE IDENTIDAD NÚMERO </w:t>
-      </w:r>
-      <w:r>
-        <w:rPr>
-          <w:b/>
-          <w:bCs/>
-          <w:lang w:val="es-PE"/>
-        </w:rPr>
-        <w:t>41510812</w:t>
-      </w:r>
-      <w:r>
-        <w:rPr>
-          <w:lang w:val="es-PE"/>
-        </w:rPr>
-        <w:t xml:space="preserve">, </w:t>
-      </w:r>
-      <w:r>
-        <w:rPr>
-          <w:lang w:val="es-PE"/>
-        </w:rPr>
-        <w:t xml:space="preserve">DE ESTADO CIVIL </w:t>
-      </w:r>
-      <w:r>
-        <w:rPr>
-          <w:lang w:val="es-PE"/>
-        </w:rPr>
-        <w:t>SOLTERO</w:t>
-      </w:r>
-      <w:r>
-        <w:rPr>
-          <w:lang w:val="es-PE"/>
-        </w:rPr>
-        <w:t xml:space="preserve">, DE </w:t>
-      </w:r>
-      <w:r>
-        <w:rPr>
-          <w:lang w:val="es-PE"/>
-        </w:rPr>
-        <w:t xml:space="preserve">OCUPACIÓN </w:t>
-      </w:r>
-      <w:r>
-        <w:rPr>
-          <w:highlight w:val="yellow"/>
-          <w:lang w:val="es-PE"/>
-        </w:rPr>
-        <w:t>DEPENDIENTE</w:t>
-      </w:r>
-      <w:r>
-        <w:rPr>
-          <w:lang w:val="es-PE"/>
-        </w:rPr>
-        <w:t>,</w:t>
-      </w:r>
-      <w:r>
-        <w:rPr>
-          <w:lang w:val="es-PE"/>
-        </w:rPr>
-        <w:t xml:space="preserve"> </w:t>
-      </w:r>
-      <w:r>
-        <w:rPr>
-          <w:lang w:val="es-PE"/>
-        </w:rPr>
-        <w:t xml:space="preserve">CON DOMICILIO EN </w:t>
-      </w:r>
-      <w:r>
-        <w:rPr>
-          <w:lang w:val="es-PE"/>
-        </w:rPr>
-        <w:t>JR. CUZCO 576 SECTOR NORTE</w:t>
-      </w:r>
-      <w:r>
-        <w:rPr>
-          <w:lang w:val="es-PE"/>
-        </w:rPr>
-        <w:t xml:space="preserve">, </w:t>
-      </w:r>
-      <w:r>
-        <w:rPr>
-          <w:lang w:val="es-PE"/>
-        </w:rPr>
-        <w:t>DEL DISTRITO DE</w:t>
-      </w:r>
-      <w:r>
-        <w:rPr>
-          <w:lang w:val="es-PE"/>
-        </w:rPr>
-        <w:t xml:space="preserve"> YAUYOS</w:t>
-      </w:r>
-      <w:r>
-        <w:rPr>
-          <w:lang w:val="es-PE"/>
-        </w:rPr>
-        <w:t xml:space="preserve">, PROVINCIA DE </w:t>
-      </w:r>
-      <w:r>
-        <w:rPr>
-          <w:lang w:val="es-PE"/>
-        </w:rPr>
-        <w:t>JAUJA</w:t>
-      </w:r>
-      <w:r>
-        <w:rPr>
-          <w:lang w:val="es-PE"/>
-        </w:rPr>
-        <w:t xml:space="preserve">, </w:t>
-      </w:r>
-      <w:r>
-        <w:rPr>
-          <w:lang w:val="es-PE"/>
-        </w:rPr>
-        <w:t>DEPARTAMENTO DE JUNÍN</w:t>
-      </w:r>
-      <w:r>
-        <w:rPr>
-          <w:lang w:val="es-PE"/>
-        </w:rPr>
-        <w:t xml:space="preserve"> Y LA SRA.</w:t>
-      </w:r>
-      <w:r>
-        <w:rPr>
-          <w:b/>
-          <w:bCs/>
-          <w:lang w:val="es-PE"/>
-        </w:rPr>
-        <w:t xml:space="preserve"> IVETT </w:t>
-      </w:r>
-      <w:r>
-        <w:rPr>
-          <w:b/>
-          <w:bCs/>
-          <w:lang w:val="es-PE"/>
-        </w:rPr>
-        <w:t>ROCÍO</w:t>
-      </w:r>
-      <w:r>
-        <w:rPr>
-          <w:b/>
-          <w:bCs/>
-          <w:lang w:val="es-PE"/>
-        </w:rPr>
-        <w:t xml:space="preserve"> CARDOSO HIDALGO, </w:t>
-      </w:r>
-      <w:r>
-        <w:rPr>
-          <w:lang w:val="es-PE"/>
-        </w:rPr>
-        <w:t xml:space="preserve">IDENTIFICADA CON DOCUMENTO NACIONAL DE IDENTIDAD NUMERO </w:t>
-      </w:r>
-      <w:r>
-        <w:rPr>
-          <w:b/>
-          <w:bCs/>
-          <w:lang w:val="es-PE"/>
-        </w:rPr>
-        <w:t>40202726</w:t>
-      </w:r>
-      <w:r>
-        <w:rPr>
-          <w:lang w:val="es-PE"/>
-        </w:rPr>
-        <w:t xml:space="preserve">, DE ESTADO CIVIL SOLTERA, DE </w:t>
-      </w:r>
-      <w:r>
-        <w:rPr>
-          <w:lang w:val="es-PE"/>
-        </w:rPr>
-        <w:t>OCUPACIÓN</w:t>
-      </w:r>
-      <w:r>
-        <w:rPr>
-          <w:lang w:val="es-PE"/>
-        </w:rPr>
-        <w:t xml:space="preserve"> </w:t>
-      </w:r>
-      <w:r>
-        <w:rPr>
-          <w:highlight w:val="yellow"/>
-          <w:lang w:val="es-PE"/>
-        </w:rPr>
-        <w:t>DEPENDENTE</w:t>
-      </w:r>
-      <w:r>
-        <w:rPr>
-          <w:lang w:val="es-PE"/>
-        </w:rPr>
-        <w:t xml:space="preserve">, CON DOMICILIO EN JR. CUZCO 576, DEL DISTRITO </w:t>
-      </w:r>
-      <w:r>
-        <w:rPr>
-          <w:lang w:val="es-PE"/>
-        </w:rPr>
-        <w:t xml:space="preserve">DE </w:t>
-      </w:r>
-      <w:r>
-        <w:rPr>
-          <w:lang w:val="es-PE"/>
-        </w:rPr>
-        <w:t>YAUYOS, PROVINCIA</w:t>
-      </w:r>
-      <w:r>
-        <w:rPr>
-          <w:lang w:val="es-PE"/>
-        </w:rPr>
-        <w:t xml:space="preserve"> DE</w:t>
-      </w:r>
-      <w:r>
-        <w:rPr>
-          <w:lang w:val="es-PE"/>
-        </w:rPr>
-        <w:t xml:space="preserve"> JAUJA</w:t>
-      </w:r>
-      <w:r>
-        <w:rPr>
-          <w:lang w:val="es-PE"/>
-        </w:rPr>
-        <w:t>,</w:t>
-      </w:r>
-      <w:r>
-        <w:rPr>
-          <w:lang w:val="es-PE"/>
-        </w:rPr>
-        <w:t xml:space="preserve"> DEPARTAMENTO </w:t>
-      </w:r>
-      <w:r>
-        <w:rPr>
-          <w:lang w:val="es-PE"/>
-        </w:rPr>
-        <w:t xml:space="preserve">DE </w:t>
-      </w:r>
-      <w:r>
-        <w:rPr>
-          <w:lang w:val="es-PE"/>
-        </w:rPr>
-        <w:t>JUNÍN</w:t>
-      </w:r>
-      <w:r>
-        <w:rPr>
-          <w:lang w:val="es-PE"/>
-        </w:rPr>
-        <w:t>,</w:t>
-      </w:r>
-      <w:r>
-        <w:rPr>
-          <w:lang w:val="es-PE"/>
-        </w:rPr>
-        <w:t xml:space="preserve">  </w:t>
-      </w:r>
-      <w:r>
-        <w:rPr>
-          <w:lang w:val="es-PE"/>
-        </w:rPr>
-        <w:t>A QUIEN</w:t>
-      </w:r>
-      <w:r>
-        <w:rPr>
-          <w:lang w:val="es-PE"/>
-        </w:rPr>
-        <w:t>ES</w:t>
-      </w:r>
-      <w:r>
-        <w:rPr>
-          <w:lang w:val="es-PE"/>
-        </w:rPr>
-        <w:t xml:space="preserve"> EN ADELANTE SE LE</w:t>
-      </w:r>
-      <w:r>
-        <w:rPr>
-          <w:lang w:val="es-PE"/>
-        </w:rPr>
-        <w:t>S</w:t>
-      </w:r>
-      <w:r>
-        <w:rPr>
-          <w:lang w:val="es-PE"/>
-        </w:rPr>
-        <w:t xml:space="preserve"> DENOMINAR</w:t>
-      </w:r>
-      <w:r>
-        <w:rPr>
-          <w:lang w:val="es-PE"/>
-        </w:rPr>
-        <w:t>Á</w:t>
-      </w:r>
-      <w:r>
-        <w:rPr>
-          <w:lang w:val="es-PE"/>
-        </w:rPr>
-        <w:t xml:space="preserve"> “</w:t>
-      </w:r>
-      <w:r>
-        <w:rPr>
-          <w:b/>
-          <w:lang w:val="es-PE"/>
-        </w:rPr>
-        <w:t>LOS</w:t>
-      </w:r>
-      <w:r>
-        <w:rPr>
-          <w:b/>
-          <w:lang w:val="es-PE"/>
-        </w:rPr>
-        <w:t xml:space="preserve"> COMPRADOR</w:t>
-      </w:r>
-      <w:r>
-        <w:rPr>
-          <w:b/>
-          <w:lang w:val="es-PE"/>
-        </w:rPr>
-        <w:t>ES</w:t>
-      </w:r>
-      <w:r>
-        <w:rPr>
-          <w:b/>
-          <w:lang w:val="es-PE"/>
-        </w:rPr>
-        <w:t>”</w:t>
-      </w:r>
-      <w:r>
-        <w:rPr>
-          <w:lang w:val="es-PE"/>
-        </w:rPr>
-        <w:t xml:space="preserve">; BAJO LOS TÉRMINOS Y CONDICIONES </w:t>
-      </w:r>
-      <w:r>
-        <w:rPr>
-          <w:lang w:val="es-PE"/>
-        </w:rPr>
-        <w:t>SIGUIENTES: =</w:t>
-      </w:r>
-      <w:r>
-        <w:rPr>
-          <w:lang w:val="es-PE"/>
-        </w:rPr>
-        <w:t>=========</w:t>
-      </w:r>
-      <w:r>
-        <w:rPr>
-          <w:lang w:val="es-PE"/>
-        </w:rPr>
-        <w:t>=</w:t>
-      </w:r>
-      <w:r>
-        <w:rPr>
-          <w:lang w:val="es-PE"/>
-        </w:rPr>
-        <w:t>=======</w:t>
-      </w:r>
-      <w:r>
-        <w:rPr>
-          <w:lang w:val="es-PE"/>
-        </w:rPr>
-        <w:t>==========</w:t>
-      </w:r>
-      <w:r>
-        <w:rPr>
-          <w:lang w:val="es-PE"/>
-        </w:rPr>
-        <w:t>============</w:t>
-      </w:r>
-      <w:r>
-        <w:rPr>
-          <w:lang w:val="es-PE"/>
-        </w:rPr>
-        <w:t>=======</w:t>
-      </w:r>
-      <w:r>
-        <w:rPr>
-          <w:lang w:val="es-PE"/>
-        </w:rPr>
-        <w:t>============</w:t>
+          <w:b/>
+          <w:u w:val="single"/>
+        </w:rPr>
+        <w:t>PRIMERA: "LA VENDEDORA" DECLARA SER PROPIETARIA DEL PREDIO SIGNADO COMO LA MZ "{{ lote_manzana }}", LOTE "{{ lote_codigo }}", DEL PROYECTO DE HABILITACIÓN URBANA NUEVA "{{ proyecto_nombre }}", UBICADO EN {{ proyecto_ubicacion }}, DE UNA EXTENSIÓN SUPERFICIAL DE {{ lote_area }} M2. ({{ lote_area_texto }} METROS CUADRADOS), CUYOS LINDEROS, MEDIDAS PERIMÉTRICAS, FORMA DE ADQUISICIÓN Y DEMÁS CARACTERÍSTICAS CONSTAN INSCRITAS EN LA PARTIDA ELECTRÓNICA N° {{ lote_partida }}, DEL REGISTRO DE PREDIOS DE LA OFICINA REGISTRAL DE {{ empresa_oficina_registral }}.</w:t>
       </w:r>
     </w:p>
     <w:p>
@@ -640,6 +39,7 @@
         <w:spacing w:line="240" w:lineRule="auto"/>
         <w:ind w:left="-5" w:right="-11"/>
         <w:rPr>
+          <w:color w:val="FF0000"/>
           <w:lang w:val="es-PE"/>
         </w:rPr>
       </w:pPr>
@@ -648,7 +48,7 @@
           <w:b/>
           <w:u w:val="single"/>
         </w:rPr>
-        <w:t>PRIMERA: "LA VENDEDORA" DECLARA SER PROPIETARIA DEL PREDIO SIGNADO COMO LA MZ "{{ lote_manzana }}", LOTE "{{ lote_codigo }}", DEL PROYECTO DE HABILITACIÓN URBANA NUEVA "{{ proyecto_nombre }}", UBICADO EN {{ proyecto_ubicacion }}, DE UNA EXTENSIÓN SUPERFICIAL DE {{ lote_area }} M2. ({{ lote_area_texto }} METROS CUADRADOS), CUYOS LINDEROS, MEDIDAS PERIMÉTRICAS, FORMA DE ADQUISICIÓN Y DEMÁS CARACTERÍSTICAS CONSTAN INSCRITAS EN LA PARTIDA ELECTRÓNICA N° {{ lote_partida }}, DEL REGISTRO DE PREDIOS DE LA OFICINA REGISTRAL DE {{ empresa_oficina_registral }}.</w:t>
+        <w:t>SEGUNDA: CON ESTE LEGÍTIMO DERECHO DE PROPIEDAD INVOCADO "LA VENDEDORA" DE CONFORMIDAD CON LO DISPUESTO EN EL ARTICULO 923° DEL CÓDIGO CIVIL, ENTREGA EN CALIDAD DE VENTA REAL, ENAJENACIÓN PERPETUA DEL PREDIO DESCRITO EN LA CLÁUSULA PRIMERA A FAVOR DE "{{ comprador_denominacion }}", POR EL PRECIO TOTAL PACTADO DE COMÚN ACUERDO ENTRE LAS PARTES DE S/{{ precio_total }} ({{ precio_total_texto }} CON 00/100 SOLES), DICHO PRECIO DE VENTA SE CANCELÓ EN SU TOTALIDAD DE LA SIGUIENTE MANERA: {{ pagos_detalle }}, IMPORTE DE DINERO QUE "LA VENDEDORA" DECLARA HABER RECIBIDO DE "{{ comprador_denominacion }}" MEDIANTE DEPÓSITO A LA CUENTA N° {{ empresa_cuenta_bancaria }}, DEL {{ empresa_banco }}, POR LO QUE LAS PARTES SE ENCUENTRAN CONFORMES Y DAN POR CANCELADO EL PRECIO PACTADO.</w:t>
       </w:r>
     </w:p>
     <w:p>
@@ -656,16 +56,48 @@
         <w:spacing w:line="240" w:lineRule="auto"/>
         <w:ind w:left="-5" w:right="-11"/>
         <w:rPr>
-          <w:color w:val="FF0000"/>
           <w:lang w:val="es-PE"/>
         </w:rPr>
       </w:pPr>
       <w:r>
         <w:rPr>
           <w:b/>
-          <w:u w:val="single"/>
-        </w:rPr>
-        <w:t>SEGUNDA: CON ESTE LEGÍTIMO DERECHO DE PROPIEDAD INVOCADO "LA VENDEDORA" DE CONFORMIDAD CON LO DISPUESTO EN EL ARTICULO 923° DEL CÓDIGO CIVIL, ENTREGA EN CALIDAD DE VENTA REAL, ENAJENACIÓN PERPETUA DEL PREDIO DESCRITO EN LA CLÁUSULA PRIMERA A FAVOR DE "{{ comprador_denominacion }}", POR EL PRECIO TOTAL PACTADO DE COMÚN ACUERDO ENTRE LAS PARTES DE S/{{ precio_total }} ({{ precio_total_texto }} CON 00/100 SOLES), DICHO PRECIO DE VENTA SE CANCELÓ EN SU TOTALIDAD DE LA SIGUIENTE MANERA: {{ pagos_detalle }}, IMPORTE DE DINERO QUE "LA VENDEDORA" DECLARA HABER RECIBIDO DE "{{ comprador_denominacion }}" MEDIANTE DEPÓSITO A LA CUENTA N° {{ empresa_cuenta_bancaria }}, DEL {{ empresa_banco }}, POR LO QUE LAS PARTES SE ENCUENTRAN CONFORMES Y DAN POR CANCELADO EL PRECIO PACTADO.</w:t>
+          <w:u w:val="single" w:color="000000"/>
+          <w:lang w:val="es-PE"/>
+        </w:rPr>
+        <w:t>TERCERA</w:t>
+      </w:r>
+      <w:r>
+        <w:rPr>
+          <w:lang w:val="es-PE"/>
+        </w:rPr>
+        <w:t>: LA VENTA COMPRENDE: SUELO, SUBSUELO Y SOBRESUELO (AIRES), SUS</w:t>
+      </w:r>
+      <w:r>
+        <w:rPr>
+          <w:lang w:val="es-PE"/>
+        </w:rPr>
+        <w:t xml:space="preserve"> ACCESORIOS, SERVIDUMBRES, ENTRADAS, SALIDAS, USOS, COSTUMBRES Y TODO LO QUE DE HECHO Y POR DERECHO LE CORRESPONDE A LA PROPIEDAD, SIN RESERVA ALGUNA Y SIN MAS LIMITACIONES QUE LAS ESTABLECIDAS EN NORMAS LEGALES DE CARÁCTER IMPERATIVO. </w:t>
+      </w:r>
+      <w:r>
+        <w:rPr>
+          <w:b/>
+          <w:lang w:val="es-PE"/>
+        </w:rPr>
+        <w:t xml:space="preserve">SIENDO LA COMPRAVENTA AD </w:t>
+      </w:r>
+      <w:r>
+        <w:rPr>
+          <w:b/>
+          <w:lang w:val="es-PE"/>
+        </w:rPr>
+        <w:t>MESUREM</w:t>
+      </w:r>
+      <w:r>
+        <w:rPr>
+          <w:lang w:val="es-PE"/>
+        </w:rPr>
+        <w:t>. ================</w:t>
       </w:r>
     </w:p>
     <w:p>
@@ -682,39 +114,38 @@
           <w:u w:val="single" w:color="000000"/>
           <w:lang w:val="es-PE"/>
         </w:rPr>
-        <w:t>TERCERA</w:t>
-      </w:r>
-      <w:r>
-        <w:rPr>
-          <w:lang w:val="es-PE"/>
-        </w:rPr>
-        <w:t>: LA VENTA COMPRENDE: SUELO, SUBSUELO Y SOBRESUELO (AIRES), SUS</w:t>
-      </w:r>
-      <w:r>
-        <w:rPr>
-          <w:lang w:val="es-PE"/>
-        </w:rPr>
-        <w:t xml:space="preserve"> ACCESORIOS, SERVIDUMBRES, ENTRADAS, SALIDAS, USOS, COSTUMBRES Y TODO LO QUE DE HECHO Y POR DERECHO LE CORRESPONDE A LA PROPIEDAD, SIN RESERVA ALGUNA Y SIN MAS LIMITACIONES QUE LAS ESTABLECIDAS EN NORMAS LEGALES DE CARÁCTER IMPERATIVO. </w:t>
-      </w:r>
-      <w:r>
-        <w:rPr>
-          <w:b/>
-          <w:lang w:val="es-PE"/>
-        </w:rPr>
-        <w:t xml:space="preserve">SIENDO LA COMPRAVENTA AD </w:t>
-      </w:r>
-      <w:r>
-        <w:rPr>
-          <w:b/>
-          <w:lang w:val="es-PE"/>
-        </w:rPr>
-        <w:t>MESUREM</w:t>
-      </w:r>
-      <w:r>
-        <w:rPr>
-          <w:lang w:val="es-PE"/>
-        </w:rPr>
-        <w:t>. ================</w:t>
+        <w:t>CUARTA:</w:t>
+      </w:r>
+      <w:r>
+        <w:rPr>
+          <w:lang w:val="es-PE"/>
+        </w:rPr>
+        <w:t xml:space="preserve"> “</w:t>
+      </w:r>
+      <w:r>
+        <w:rPr>
+          <w:b/>
+          <w:lang w:val="es-PE"/>
+        </w:rPr>
+        <w:t xml:space="preserve">LA VENDEDORA” </w:t>
+      </w:r>
+      <w:r>
+        <w:rPr>
+          <w:lang w:val="es-PE"/>
+        </w:rPr>
+        <w:t xml:space="preserve">DECLARA QUE EL BIEN MATERIA DE LA PRESENTE SE ENCUENTRA AL MOMENTO DE CELEBRARSE ESTE CONTRATO, LIBRE DE TODA CARGA, GRAVAMEN, DERECHO REAL DE GARANTÍA, MEDIDA JUDICIAL O EXTRAJUDICIAL Y EN GENERAL DE TODO ACTO O CIRCUNSTANCIA QUE IMPIDA, PRIVE O LIMITE LA LIBRE DISPONIBILIDAD Y/O EL DERECHO DE PROPIEDAD, POSESIÓN O USO DEL BIEN. NO </w:t>
+      </w:r>
+      <w:r>
+        <w:rPr>
+          <w:lang w:val="es-PE"/>
+        </w:rPr>
+        <w:t>OBSTANTE,</w:t>
+      </w:r>
+      <w:r>
+        <w:rPr>
+          <w:lang w:val="es-PE"/>
+        </w:rPr>
+        <w:t xml:space="preserve"> SE ENCUENTRA SUJETO A LAS OBLIGACIONES DE SANEAMIENTO CONFORME A LO ESTIPULADO POR LOS ARTÍCULOS 1484 AL 1528 DEL CÓDIGO CIVIL. ========</w:t>
       </w:r>
     </w:p>
     <w:p>
@@ -731,38 +162,103 @@
           <w:u w:val="single" w:color="000000"/>
           <w:lang w:val="es-PE"/>
         </w:rPr>
-        <w:t>CUARTA:</w:t>
-      </w:r>
-      <w:r>
-        <w:rPr>
-          <w:lang w:val="es-PE"/>
-        </w:rPr>
-        <w:t xml:space="preserve"> “</w:t>
-      </w:r>
-      <w:r>
-        <w:rPr>
-          <w:b/>
-          <w:lang w:val="es-PE"/>
-        </w:rPr>
-        <w:t xml:space="preserve">LA VENDEDORA” </w:t>
-      </w:r>
-      <w:r>
-        <w:rPr>
-          <w:lang w:val="es-PE"/>
-        </w:rPr>
-        <w:t xml:space="preserve">DECLARA QUE EL BIEN MATERIA DE LA PRESENTE SE ENCUENTRA AL MOMENTO DE CELEBRARSE ESTE CONTRATO, LIBRE DE TODA CARGA, GRAVAMEN, DERECHO REAL DE GARANTÍA, MEDIDA JUDICIAL O EXTRAJUDICIAL Y EN GENERAL DE TODO ACTO O CIRCUNSTANCIA QUE IMPIDA, PRIVE O LIMITE LA LIBRE DISPONIBILIDAD Y/O EL DERECHO DE PROPIEDAD, POSESIÓN O USO DEL BIEN. NO </w:t>
-      </w:r>
-      <w:r>
-        <w:rPr>
-          <w:lang w:val="es-PE"/>
-        </w:rPr>
-        <w:t>OBSTANTE,</w:t>
-      </w:r>
-      <w:r>
-        <w:rPr>
-          <w:lang w:val="es-PE"/>
-        </w:rPr>
-        <w:t xml:space="preserve"> SE ENCUENTRA SUJETO A LAS OBLIGACIONES DE SANEAMIENTO CONFORME A LO ESTIPULADO POR LOS ARTÍCULOS 1484 AL 1528 DEL CÓDIGO CIVIL. ========</w:t>
+        <w:t>QUINTA</w:t>
+      </w:r>
+      <w:r>
+        <w:rPr>
+          <w:b/>
+          <w:lang w:val="es-PE"/>
+        </w:rPr>
+        <w:t>: “</w:t>
+      </w:r>
+      <w:r>
+        <w:rPr>
+          <w:b/>
+          <w:lang w:val="es-PE"/>
+        </w:rPr>
+        <w:t>L</w:t>
+      </w:r>
+      <w:r>
+        <w:rPr>
+          <w:b/>
+          <w:lang w:val="es-PE"/>
+        </w:rPr>
+        <w:t>OS</w:t>
+      </w:r>
+      <w:r>
+        <w:rPr>
+          <w:b/>
+          <w:lang w:val="es-PE"/>
+        </w:rPr>
+        <w:t xml:space="preserve"> COMPRADOR</w:t>
+      </w:r>
+      <w:r>
+        <w:rPr>
+          <w:b/>
+          <w:lang w:val="es-PE"/>
+        </w:rPr>
+        <w:t>ES</w:t>
+      </w:r>
+      <w:r>
+        <w:rPr>
+          <w:lang w:val="es-PE"/>
+        </w:rPr>
+        <w:t>” DECLARA</w:t>
+      </w:r>
+      <w:r>
+        <w:rPr>
+          <w:lang w:val="es-PE"/>
+        </w:rPr>
+        <w:t>N</w:t>
+      </w:r>
+      <w:r>
+        <w:rPr>
+          <w:lang w:val="es-PE"/>
+        </w:rPr>
+        <w:t xml:space="preserve"> TENER CONOCIMIENTO QUE EL INMUEBLE SE ENCUENTRA UBICADO EN EL PROYECTO DE HABILITACIÓN URBANA </w:t>
+      </w:r>
+      <w:r>
+        <w:rPr>
+          <w:lang w:val="es-PE"/>
+        </w:rPr>
+        <w:t>{{ proyecto_nombre }}</w:t>
+      </w:r>
+      <w:r>
+        <w:rPr>
+          <w:lang w:val="es-PE"/>
+        </w:rPr>
+        <w:t xml:space="preserve"> CON AUTORIZACIÓN DE VENTA GARANTIZADA, EL QUE CONTAR</w:t>
+      </w:r>
+      <w:r>
+        <w:rPr>
+          <w:lang w:val="es-PE"/>
+        </w:rPr>
+        <w:t>Á</w:t>
+      </w:r>
+      <w:r>
+        <w:rPr>
+          <w:lang w:val="es-PE"/>
+        </w:rPr>
+        <w:t xml:space="preserve"> CON SERVICIOS BÁSICOS COMPLETOS (AGUA, LUZ Y DESAGÜE). ASIMISMO, LAS VÍAS INTERNAS Y EXTERNAS AL PROYECTO TIENEN LA CALIDAD DE VÍAS PÚBLICAS DE LIBRE TRÁNSITO, LAS </w:t>
+      </w:r>
+      <w:r>
+        <w:rPr>
+          <w:lang w:val="es-PE"/>
+        </w:rPr>
+        <w:lastRenderedPageBreak/>
+        <w:t xml:space="preserve">ÁREAS VERDES (PARQUES) SON PROPIEDAD DE LA MUNICIPALIDAD COMPETENTE, A QUIEN CORRESPONDE SU MANTENIMIENTO DESDE LA RECEPCIÓN DE OBRAS DEL PROYECTO. EN CUANTO LAS OBRAS DE HABILITACIÓN URBANA SE ENCUENTREN </w:t>
+      </w:r>
+      <w:r>
+        <w:rPr>
+          <w:lang w:val="es-PE"/>
+        </w:rPr>
+        <w:t>TERMINADAS. =</w:t>
+      </w:r>
+      <w:r>
+        <w:rPr>
+          <w:lang w:val="es-PE"/>
+        </w:rPr>
+        <w:t xml:space="preserve">========================================================== </w:t>
       </w:r>
     </w:p>
     <w:p>
@@ -779,127 +275,14 @@
           <w:u w:val="single" w:color="000000"/>
           <w:lang w:val="es-PE"/>
         </w:rPr>
-        <w:t>QUINTA</w:t>
-      </w:r>
-      <w:r>
-        <w:rPr>
-          <w:b/>
-          <w:lang w:val="es-PE"/>
-        </w:rPr>
-        <w:t>: “</w:t>
-      </w:r>
-      <w:r>
-        <w:rPr>
-          <w:b/>
-          <w:lang w:val="es-PE"/>
-        </w:rPr>
-        <w:t>L</w:t>
-      </w:r>
-      <w:r>
-        <w:rPr>
-          <w:b/>
-          <w:lang w:val="es-PE"/>
-        </w:rPr>
-        <w:t>OS</w:t>
-      </w:r>
-      <w:r>
-        <w:rPr>
-          <w:b/>
-          <w:lang w:val="es-PE"/>
-        </w:rPr>
-        <w:t xml:space="preserve"> COMPRADOR</w:t>
-      </w:r>
-      <w:r>
-        <w:rPr>
-          <w:b/>
-          <w:lang w:val="es-PE"/>
-        </w:rPr>
-        <w:t>ES</w:t>
-      </w:r>
-      <w:r>
-        <w:rPr>
-          <w:lang w:val="es-PE"/>
-        </w:rPr>
-        <w:t>” DECLARA</w:t>
-      </w:r>
-      <w:r>
-        <w:rPr>
-          <w:lang w:val="es-PE"/>
-        </w:rPr>
-        <w:t>N</w:t>
-      </w:r>
-      <w:r>
-        <w:rPr>
-          <w:lang w:val="es-PE"/>
-        </w:rPr>
-        <w:t xml:space="preserve"> TENER CONOCIMIENTO QUE EL INMUEBLE SE ENCUENTRA UBICADO EN EL PROYECTO DE HABILITACIÓN URBANA </w:t>
-      </w:r>
-      <w:r>
-        <w:rPr>
-          <w:lang w:val="es-PE"/>
-        </w:rPr>
-        <w:t>ORO VERDE</w:t>
-      </w:r>
-      <w:r>
-        <w:rPr>
-          <w:lang w:val="es-PE"/>
-        </w:rPr>
-        <w:t xml:space="preserve"> CON AUTORIZACIÓN DE VENTA GARANTIZADA, EL QUE CONTAR</w:t>
-      </w:r>
-      <w:r>
-        <w:rPr>
-          <w:lang w:val="es-PE"/>
-        </w:rPr>
-        <w:t>Á</w:t>
-      </w:r>
-      <w:r>
-        <w:rPr>
-          <w:lang w:val="es-PE"/>
-        </w:rPr>
-        <w:t xml:space="preserve"> CON SERVICIOS BÁSICOS COMPLETOS (AGUA, LUZ Y DESAGÜE). ASIMISMO, LAS VÍAS INTERNAS Y EXTERNAS AL PROYECTO TIENEN LA CALIDAD DE VÍAS PÚBLICAS DE LIBRE TRÁNSITO, LAS </w:t>
-      </w:r>
-      <w:r>
-        <w:rPr>
-          <w:lang w:val="es-PE"/>
-        </w:rPr>
-        <w:lastRenderedPageBreak/>
-        <w:t xml:space="preserve">ÁREAS VERDES (PARQUES) SON PROPIEDAD DE LA MUNICIPALIDAD COMPETENTE, A QUIEN CORRESPONDE SU MANTENIMIENTO DESDE LA RECEPCIÓN DE OBRAS DEL PROYECTO. EN CUANTO LAS OBRAS DE HABILITACIÓN URBANA SE ENCUENTREN </w:t>
-      </w:r>
-      <w:r>
-        <w:rPr>
-          <w:lang w:val="es-PE"/>
-        </w:rPr>
-        <w:t>TERMINADAS. =</w:t>
-      </w:r>
-      <w:r>
-        <w:rPr>
-          <w:lang w:val="es-PE"/>
-        </w:rPr>
-        <w:t xml:space="preserve">========================================================== </w:t>
-      </w:r>
-    </w:p>
-    <w:p>
-      <w:pPr>
-        <w:spacing w:line="240" w:lineRule="auto"/>
-        <w:ind w:left="-5" w:right="-11"/>
-        <w:rPr>
-          <w:lang w:val="es-PE"/>
-        </w:rPr>
-      </w:pPr>
+        <w:t>SEXTA</w:t>
+      </w:r>
       <w:r>
         <w:rPr>
           <w:b/>
           <w:u w:val="single" w:color="000000"/>
           <w:lang w:val="es-PE"/>
         </w:rPr>
-        <w:t>SEXTA</w:t>
-      </w:r>
-      <w:r>
-        <w:rPr>
-          <w:b/>
-          <w:u w:val="single" w:color="000000"/>
-          <w:lang w:val="es-PE"/>
-        </w:rPr>
         <w:t>:</w:t>
       </w:r>
       <w:r>
@@ -919,7 +302,7 @@
         <w:rPr>
           <w:lang w:val="es-PE"/>
         </w:rPr>
-        <w:t xml:space="preserve"> SE COMPROMETE A CONCLUIR CON LA RECEPCIÓN DE OBRAS DEL PROYECTO INMOBILIARIO “ORO VERDE”, ENTRE EL 01 DE ENERO DE 2027 Y EL 31 DE JULIO DE 2027, POSTERIOR A ELLO SE DEBE PROCEDER A EFECTUAR LA ENTREGA DEL INMUEBLE. A FIN DE FORMALIZAR LA ENTREGA DEL INMUEBLE MATERIA DEL PRESENTE CONTRATO, “</w:t>
+        <w:t xml:space="preserve"> SE COMPROMETE A CONCLUIR CON LA RECEPCIÓN DE OBRAS DEL PROYECTO INMOBILIARIO “{{ proyecto_nombre }}”, ENTRE EL 01 DE ENERO DE 2027 Y EL 31 DE JULIO DE 2027, POSTERIOR A ELLO SE DEBE PROCEDER A EFECTUAR LA ENTREGA DEL INMUEBLE. A FIN DE FORMALIZAR LA ENTREGA DEL INMUEBLE MATERIA DEL PRESENTE CONTRATO, “</w:t>
       </w:r>
       <w:r>
         <w:rPr>
@@ -1415,6 +798,7 @@
     </w:p>
     <w:p>
       <w:pPr>
+        <w:keepNext/>
         <w:spacing w:after="0" w:line="240" w:lineRule="auto"/>
         <w:ind w:left="708" w:hanging="708"/>
         <w:jc w:val="right"/>
@@ -1427,309 +811,134 @@
         <w:t>{{ ciudad_firma }}, {{ fecha_firma_numerica }}.</w:t>
       </w:r>
     </w:p>
-    <w:p>
-      <w:pPr>
-        <w:spacing w:after="0" w:line="240" w:lineRule="auto"/>
-        <w:ind w:left="0" w:firstLine="0"/>
-        <w:jc w:val="left"/>
-        <w:rPr>
-          <w:lang w:val="es-PE"/>
-        </w:rPr>
-      </w:pPr>
-      <w:r>
-        <w:rPr>
-          <w:lang w:val="es-PE"/>
-        </w:rPr>
-        <w:t xml:space="preserve"> </w:t>
-      </w:r>
-    </w:p>
-    <w:p>
-      <w:pPr>
-        <w:spacing w:after="0" w:line="240" w:lineRule="auto"/>
-        <w:ind w:left="0" w:firstLine="0"/>
-        <w:jc w:val="left"/>
-        <w:rPr>
-          <w:lang w:val="es-PE"/>
-        </w:rPr>
-      </w:pPr>
-      <w:r>
-        <w:rPr>
-          <w:lang w:val="es-PE"/>
-        </w:rPr>
-        <w:t xml:space="preserve"> </w:t>
-      </w:r>
-    </w:p>
-    <w:p>
-      <w:pPr>
-        <w:spacing w:after="0" w:line="240" w:lineRule="auto"/>
-        <w:ind w:left="0" w:firstLine="0"/>
-        <w:jc w:val="left"/>
-        <w:rPr>
-          <w:lang w:val="es-PE"/>
-        </w:rPr>
-      </w:pPr>
-      <w:r>
-        <w:rPr>
-          <w:lang w:val="es-PE"/>
-        </w:rPr>
-        <w:t xml:space="preserve"> </w:t>
-      </w:r>
-    </w:p>
-    <w:p>
-      <w:pPr>
-        <w:spacing w:after="0" w:line="240" w:lineRule="auto"/>
-        <w:ind w:left="0" w:firstLine="0"/>
-        <w:jc w:val="left"/>
-        <w:rPr>
-          <w:lang w:val="es-PE"/>
-        </w:rPr>
-      </w:pPr>
-    </w:p>
-    <w:p>
-      <w:pPr>
-        <w:spacing w:after="0" w:line="240" w:lineRule="auto"/>
-        <w:ind w:left="0" w:firstLine="0"/>
-        <w:jc w:val="left"/>
-        <w:rPr>
-          <w:lang w:val="es-PE"/>
-        </w:rPr>
-      </w:pPr>
-    </w:p>
-    <w:p>
-      <w:pPr>
-        <w:spacing w:after="0" w:line="240" w:lineRule="auto"/>
-        <w:ind w:left="0" w:firstLine="0"/>
-        <w:jc w:val="left"/>
-        <w:rPr>
-          <w:lang w:val="es-PE"/>
-        </w:rPr>
-      </w:pPr>
-      <w:r>
-        <w:rPr>
-          <w:lang w:val="es-PE"/>
-        </w:rPr>
-        <w:t xml:space="preserve"> </w:t>
-      </w:r>
-    </w:p>
-    <w:p>
-      <w:pPr>
-        <w:spacing w:after="0" w:line="240" w:lineRule="auto"/>
-        <w:ind w:left="0" w:firstLine="0"/>
-        <w:jc w:val="left"/>
-        <w:rPr>
-          <w:lang w:val="es-PE"/>
-        </w:rPr>
-      </w:pPr>
-      <w:r>
-        <w:rPr>
-          <w:lang w:val="es-PE"/>
-        </w:rPr>
-        <w:t xml:space="preserve"> </w:t>
-      </w:r>
-    </w:p>
-    <w:p>
-      <w:pPr>
-        <w:spacing w:after="0" w:line="240" w:lineRule="auto"/>
-        <w:ind w:left="0" w:firstLine="0"/>
-        <w:jc w:val="left"/>
-        <w:rPr>
-          <w:lang w:val="es-PE"/>
-        </w:rPr>
-      </w:pPr>
-      <w:r>
-        <w:rPr>
-          <w:b/>
-          <w:lang w:val="es-PE"/>
-        </w:rPr>
-        <w:t xml:space="preserve">FREDY RAUL PEREZ DE LA </w:t>
-      </w:r>
-      <w:proofErr w:type="gramStart"/>
-      <w:r>
-        <w:rPr>
-          <w:b/>
-          <w:lang w:val="es-PE"/>
-        </w:rPr>
-        <w:t xml:space="preserve">TORRE  </w:t>
-      </w:r>
-      <w:r>
-        <w:rPr>
-          <w:b/>
-          <w:lang w:val="es-PE"/>
-        </w:rPr>
-        <w:tab/>
-      </w:r>
-      <w:proofErr w:type="gramEnd"/>
-      <w:r>
-        <w:rPr>
-          <w:b/>
-          <w:lang w:val="es-PE"/>
-        </w:rPr>
-        <w:t xml:space="preserve"> </w:t>
-      </w:r>
-      <w:r>
-        <w:rPr>
-          <w:b/>
-          <w:lang w:val="es-PE"/>
-        </w:rPr>
-        <w:tab/>
-      </w:r>
-      <w:r>
-        <w:rPr>
-          <w:b/>
-          <w:lang w:val="es-PE"/>
-        </w:rPr>
-        <w:t xml:space="preserve">   </w:t>
-      </w:r>
-      <w:r>
-        <w:rPr>
-          <w:b/>
-          <w:lang w:val="es-PE"/>
-        </w:rPr>
-        <w:t xml:space="preserve"> </w:t>
-      </w:r>
-      <w:r>
-        <w:rPr>
-          <w:b/>
-          <w:bCs/>
-          <w:lang w:val="es-PE"/>
-        </w:rPr>
-        <w:t>JESÚS EMILIO MOYA MALLMA</w:t>
-      </w:r>
-    </w:p>
-    <w:p>
-      <w:pPr>
-        <w:spacing w:after="0" w:line="240" w:lineRule="auto"/>
-        <w:ind w:left="0" w:firstLine="0"/>
-        <w:jc w:val="left"/>
-        <w:rPr>
-          <w:lang w:val="es-PE"/>
-        </w:rPr>
-      </w:pPr>
-      <w:r>
-        <w:rPr>
-          <w:lang w:val="es-PE"/>
-        </w:rPr>
-        <w:t xml:space="preserve"> </w:t>
-      </w:r>
-    </w:p>
-    <w:p>
-      <w:pPr>
-        <w:spacing w:after="0" w:line="240" w:lineRule="auto"/>
-        <w:ind w:left="0" w:firstLine="0"/>
-        <w:jc w:val="left"/>
-        <w:rPr>
-          <w:b/>
-          <w:bCs/>
-          <w:lang w:val="es-PE"/>
-        </w:rPr>
-      </w:pPr>
-    </w:p>
-    <w:p>
-      <w:pPr>
-        <w:spacing w:after="0" w:line="240" w:lineRule="auto"/>
-        <w:ind w:left="0" w:firstLine="0"/>
-        <w:jc w:val="left"/>
-        <w:rPr>
-          <w:b/>
-          <w:bCs/>
-          <w:lang w:val="es-PE"/>
-        </w:rPr>
-      </w:pPr>
-    </w:p>
-    <w:p>
-      <w:pPr>
-        <w:spacing w:after="0" w:line="240" w:lineRule="auto"/>
-        <w:ind w:left="0" w:firstLine="0"/>
-        <w:jc w:val="left"/>
-        <w:rPr>
-          <w:b/>
-          <w:bCs/>
-          <w:lang w:val="es-PE"/>
-        </w:rPr>
-      </w:pPr>
-    </w:p>
-    <w:p>
-      <w:pPr>
-        <w:spacing w:after="0" w:line="240" w:lineRule="auto"/>
-        <w:ind w:left="0" w:firstLine="0"/>
-        <w:jc w:val="left"/>
-        <w:rPr>
-          <w:b/>
-          <w:bCs/>
-          <w:lang w:val="es-PE"/>
-        </w:rPr>
-      </w:pPr>
-    </w:p>
-    <w:p>
-      <w:pPr>
-        <w:spacing w:after="0" w:line="240" w:lineRule="auto"/>
-        <w:ind w:left="0" w:firstLine="0"/>
-        <w:jc w:val="left"/>
-        <w:rPr>
-          <w:b/>
-          <w:bCs/>
-          <w:lang w:val="es-PE"/>
-        </w:rPr>
-      </w:pPr>
-    </w:p>
-    <w:p>
-      <w:pPr>
-        <w:spacing w:after="0" w:line="240" w:lineRule="auto"/>
-        <w:ind w:left="0" w:firstLine="0"/>
-        <w:jc w:val="center"/>
-        <w:rPr>
-          <w:b/>
-          <w:bCs/>
-          <w:lang w:val="es-PE"/>
-        </w:rPr>
-      </w:pPr>
-    </w:p>
-    <w:p>
-      <w:pPr>
-        <w:spacing w:after="0" w:line="240" w:lineRule="auto"/>
-        <w:ind w:left="0" w:firstLine="0"/>
-        <w:jc w:val="center"/>
-        <w:rPr>
-          <w:b/>
-          <w:bCs/>
-          <w:lang w:val="es-PE"/>
-        </w:rPr>
-      </w:pPr>
-    </w:p>
-    <w:p>
-      <w:pPr>
-        <w:spacing w:after="0" w:line="240" w:lineRule="auto"/>
-        <w:ind w:left="0" w:firstLine="0"/>
-        <w:jc w:val="center"/>
-        <w:rPr>
-          <w:lang w:val="es-PE"/>
-        </w:rPr>
-      </w:pPr>
-      <w:r>
-        <w:rPr>
-          <w:b/>
-          <w:bCs/>
-          <w:lang w:val="es-PE"/>
-        </w:rPr>
-        <w:t>IVETT ROCÍO CARDOSO HIDALGO</w:t>
-      </w:r>
-    </w:p>
-    <w:p>
-      <w:pPr>
-        <w:spacing w:after="0" w:line="240" w:lineRule="auto"/>
-        <w:ind w:left="0" w:firstLine="0"/>
-        <w:jc w:val="left"/>
-        <w:rPr>
-          <w:lang w:val="es-PE"/>
-        </w:rPr>
-      </w:pPr>
-      <w:r>
-        <w:rPr>
-          <w:lang w:val="es-PE"/>
-        </w:rPr>
-        <w:t xml:space="preserve"> </w:t>
-      </w:r>
-    </w:p>
+    <w:tbl>
+      <w:tblPr>
+        <w:tblW w:type="auto" w:w="0"/>
+        <w:tblLayout w:type="fixed"/>
+        <w:tblLook w:firstColumn="1" w:firstRow="1" w:lastColumn="0" w:lastRow="0" w:noHBand="0" w:noVBand="1" w:val="04A0"/>
+      </w:tblPr>
+      <w:tblGrid>
+        <w:gridCol w:w="4253"/>
+        <w:gridCol w:w="4253"/>
+      </w:tblGrid>
+      <w:tr>
+        <w:tc>
+          <w:tcPr>
+            <w:tcW w:type="dxa" w:w="4253"/>
+          </w:tcPr>
+          <w:p>
+            <w:r>
+              <w:t>{%tr for f in firmas %}</w:t>
+            </w:r>
+          </w:p>
+        </w:tc>
+        <w:tc>
+          <w:tcPr>
+            <w:tcW w:type="dxa" w:w="4253"/>
+          </w:tcPr>
+          <w:p/>
+        </w:tc>
+      </w:tr>
+      <w:tr>
+        <w:trPr>
+          <w:cantSplit/>
+        </w:trPr>
+        <w:tc>
+          <w:tcPr>
+            <w:tcW w:type="dxa" w:w="4253"/>
+          </w:tcPr>
+          <w:p>
+            <w:pPr>
+              <w:keepNext/>
+              <w:spacing w:after="0" w:before="920"/>
+              <w:jc w:val="center"/>
+            </w:pPr>
+            <w:r>
+              <w:t>{{ f.izq_linea }}</w:t>
+            </w:r>
+          </w:p>
+          <w:p>
+            <w:pPr>
+              <w:keepNext/>
+              <w:spacing w:after="0"/>
+              <w:jc w:val="center"/>
+            </w:pPr>
+            <w:r>
+              <w:rPr>
+                <w:b/>
+              </w:rPr>
+              <w:t>{{ f.izq_nombre }}</w:t>
+            </w:r>
+          </w:p>
+          <w:p>
+            <w:pPr>
+              <w:keepNext/>
+              <w:spacing w:after="0"/>
+              <w:jc w:val="center"/>
+            </w:pPr>
+            <w:r>
+              <w:t>{{ f.izq_detalle }}</w:t>
+            </w:r>
+          </w:p>
+        </w:tc>
+        <w:tc>
+          <w:tcPr>
+            <w:tcW w:type="dxa" w:w="4253"/>
+          </w:tcPr>
+          <w:p>
+            <w:pPr>
+              <w:keepNext/>
+              <w:spacing w:after="0" w:before="920"/>
+              <w:jc w:val="center"/>
+            </w:pPr>
+            <w:r>
+              <w:t>{{ f.der_linea }}</w:t>
+            </w:r>
+          </w:p>
+          <w:p>
+            <w:pPr>
+              <w:keepNext/>
+              <w:spacing w:after="0"/>
+              <w:jc w:val="center"/>
+            </w:pPr>
+            <w:r>
+              <w:rPr>
+                <w:b/>
+              </w:rPr>
+              <w:t>{{ f.der_nombre }}</w:t>
+            </w:r>
+          </w:p>
+          <w:p>
+            <w:pPr>
+              <w:keepNext/>
+              <w:spacing w:after="0"/>
+              <w:jc w:val="center"/>
+            </w:pPr>
+            <w:r>
+              <w:t>{{ f.der_detalle }}</w:t>
+            </w:r>
+          </w:p>
+        </w:tc>
+      </w:tr>
+      <w:tr>
+        <w:tc>
+          <w:tcPr>
+            <w:tcW w:type="dxa" w:w="4253"/>
+          </w:tcPr>
+          <w:p>
+            <w:r>
+              <w:t>{%tr endfor %}</w:t>
+            </w:r>
+          </w:p>
+        </w:tc>
+        <w:tc>
+          <w:tcPr>
+            <w:tcW w:type="dxa" w:w="4253"/>
+          </w:tcPr>
+          <w:p/>
+        </w:tc>
+      </w:tr>
+    </w:tbl>
     <w:sectPr>
       <w:pgSz w:w="11906" w:h="16838"/>
       <w:pgMar w:top="1439" w:right="1698" w:bottom="1549" w:left="1702" w:header="720" w:footer="720" w:gutter="0"/>

--- a/backend/app/plantillas/plantilla_minuta.docx
+++ b/backend/app/plantillas/plantilla_minuta.docx
@@ -15,7 +15,7 @@
         <w:rPr>
           <w:b/>
         </w:rPr>
-        <w:t>SEÑOR NOTARIO: SÍRVASE UD. EXTENDER EN SU REGISTRO DE ESCRITURAS PÚBLICAS, UNA DE COMPRA VENTA QUE CELEBRAN DE UNA PARTE: LA EMPRESA {{ empresa_razon_social }} CON R.U.C. Nº {{ empresa_ruc }}, CON DOMICILIO FISCAL EN {{ empresa_domicilio }}, DEBIDAMENTE REPRESENTADO POR SU GERENTE GENERAL {{ empresa_representante_nombre }}, IDENTIFICADO CON DOCUMENTO NACIONAL DE IDENTIDAD NÚMERO {{ empresa_representante_dni }}, DE ESTADO CIVIL {{ empresa_representante_estado_civil }}, DE OCUPACIÓN EMPRESARIO, CUYAS FACULTADES CONSTAN INSCRITAS EN LA PARTIDA N° {{ empresa_partida_poderes }} DEL REGISTRO DE PERSONAS JURÍDICAS DE LA OFICINA REGISTRAL DE {{ empresa_oficina_registral }}; A QUIEN EN ADELANTE SE LE DENOMINARÁ "LA VENDEDORA" Y DE LA OTRA PARTE: {{ comprador_bloque }}, {{ comprador_quien }} EN ADELANTE SE LE{{ comprador_sufijo_plural }} DENOMINARÁ "{{ comprador_denominacion }}"; BAJO LOS TÉRMINOS Y CONDICIONES SIGUIENTES:</w:t>
+        <w:t>SEÑOR NOTARIO: SÍRVASE UD. EXTENDER EN SU REGISTRO DE ESCRITURAS PÚBLICAS, UNA DE COMPRA VENTA QUE CELEBRAN DE UNA PARTE: LA EMPRESA {{ empresa_razon_social }} CON R.U.C. Nº {{ empresa_ruc }}, CON DOMICILIO FISCAL EN {{ empresa_domicilio }}, DEBIDAMENTE REPRESENTADO POR {{ empresa_representante_bloque }}; A QUIEN EN ADELANTE SE LE DENOMINARÁ "LA VENDEDORA" Y DE LA OTRA PARTE: {{ comprador_bloque }}, {{ comprador_quien }} EN ADELANTE SE LE{{ comprador_sufijo_plural }} DENOMINARÁ "{{ comprador_denominacion }}"; BAJO LOS TÉRMINOS Y CONDICIONES SIGUIENTES:</w:t>
       </w:r>
     </w:p>
     <w:p>
@@ -169,47 +169,47 @@
           <w:b/>
           <w:lang w:val="es-PE"/>
         </w:rPr>
-        <w:t>: “</w:t>
-      </w:r>
-      <w:r>
-        <w:rPr>
-          <w:b/>
-          <w:lang w:val="es-PE"/>
-        </w:rPr>
-        <w:t>L</w:t>
-      </w:r>
-      <w:r>
-        <w:rPr>
-          <w:b/>
-          <w:lang w:val="es-PE"/>
-        </w:rPr>
-        <w:t>OS</w:t>
-      </w:r>
-      <w:r>
-        <w:rPr>
-          <w:b/>
-          <w:lang w:val="es-PE"/>
-        </w:rPr>
-        <w:t xml:space="preserve"> COMPRADOR</w:t>
-      </w:r>
-      <w:r>
-        <w:rPr>
-          <w:b/>
-          <w:lang w:val="es-PE"/>
-        </w:rPr>
-        <w:t>ES</w:t>
-      </w:r>
-      <w:r>
-        <w:rPr>
-          <w:lang w:val="es-PE"/>
-        </w:rPr>
-        <w:t>” DECLARA</w:t>
-      </w:r>
-      <w:r>
-        <w:rPr>
-          <w:lang w:val="es-PE"/>
-        </w:rPr>
-        <w:t>N</w:t>
+        <w:t xml:space="preserve">: “{{ comprador_denominacion }}” DECLARA{{ comprador_n }}</w:t>
+      </w:r>
+      <w:r>
+        <w:rPr>
+          <w:b/>
+          <w:lang w:val="es-PE"/>
+        </w:rPr>
+        <w:t/>
+      </w:r>
+      <w:r>
+        <w:rPr>
+          <w:b/>
+          <w:lang w:val="es-PE"/>
+        </w:rPr>
+        <w:t/>
+      </w:r>
+      <w:r>
+        <w:rPr>
+          <w:b/>
+          <w:lang w:val="es-PE"/>
+        </w:rPr>
+        <w:t xml:space="preserve"/>
+      </w:r>
+      <w:r>
+        <w:rPr>
+          <w:b/>
+          <w:lang w:val="es-PE"/>
+        </w:rPr>
+        <w:t/>
+      </w:r>
+      <w:r>
+        <w:rPr>
+          <w:lang w:val="es-PE"/>
+        </w:rPr>
+        <w:t xml:space="preserve"/>
+      </w:r>
+      <w:r>
+        <w:rPr>
+          <w:lang w:val="es-PE"/>
+        </w:rPr>
+        <w:t xml:space="preserve"/>
       </w:r>
       <w:r>
         <w:rPr>
@@ -315,88 +315,88 @@
         <w:rPr>
           <w:lang w:val="es-PE"/>
         </w:rPr>
-        <w:t xml:space="preserve"> CITARÁ POR ESCRITO A “</w:t>
-      </w:r>
-      <w:r>
-        <w:rPr>
-          <w:b/>
-          <w:lang w:val="es-PE"/>
-        </w:rPr>
-        <w:t>L</w:t>
-      </w:r>
-      <w:r>
-        <w:rPr>
-          <w:b/>
-          <w:lang w:val="es-PE"/>
-        </w:rPr>
-        <w:t>OS</w:t>
-      </w:r>
-      <w:r>
-        <w:rPr>
-          <w:b/>
-          <w:lang w:val="es-PE"/>
-        </w:rPr>
-        <w:t xml:space="preserve"> COMPRADOR</w:t>
-      </w:r>
-      <w:r>
-        <w:rPr>
-          <w:b/>
-          <w:lang w:val="es-PE"/>
-        </w:rPr>
-        <w:t>ES</w:t>
-      </w:r>
-      <w:r>
-        <w:rPr>
-          <w:lang w:val="es-PE"/>
-        </w:rPr>
-        <w:t>”, SEÑALANDO DÍA, HORA Y LUGAR DE REUNIÓN PARA EL ACTO DE ENTREGA. PARA TALES EFECTOS SE LEVANTARÁ UN ACTA, LA QUE SERÁ FIRMADA POR LAS PARTES EN SEÑAL DE ACEPTACIÓN Y CONFORMIDAD. SI “</w:t>
-      </w:r>
-      <w:r>
-        <w:rPr>
-          <w:b/>
-          <w:lang w:val="es-PE"/>
-        </w:rPr>
-        <w:t>L</w:t>
-      </w:r>
-      <w:r>
-        <w:rPr>
-          <w:b/>
-          <w:lang w:val="es-PE"/>
-        </w:rPr>
-        <w:t>OS</w:t>
-      </w:r>
-      <w:r>
-        <w:rPr>
-          <w:b/>
-          <w:lang w:val="es-PE"/>
-        </w:rPr>
-        <w:t xml:space="preserve"> COMPRADOR</w:t>
-      </w:r>
-      <w:r>
-        <w:rPr>
-          <w:b/>
-          <w:lang w:val="es-PE"/>
-        </w:rPr>
-        <w:t>ES</w:t>
-      </w:r>
-      <w:r>
-        <w:rPr>
-          <w:b/>
-          <w:lang w:val="es-PE"/>
-        </w:rPr>
-        <w:t>”</w:t>
-      </w:r>
-      <w:r>
-        <w:rPr>
-          <w:lang w:val="es-PE"/>
-        </w:rPr>
-        <w:t xml:space="preserve"> NO CONCURRIERA</w:t>
-      </w:r>
-      <w:r>
-        <w:rPr>
-          <w:lang w:val="es-PE"/>
-        </w:rPr>
-        <w:t>N</w:t>
+        <w:t xml:space="preserve"> CITARÁ POR ESCRITO A “{{ comprador_denominacion }}”</w:t>
+      </w:r>
+      <w:r>
+        <w:rPr>
+          <w:b/>
+          <w:lang w:val="es-PE"/>
+        </w:rPr>
+        <w:t/>
+      </w:r>
+      <w:r>
+        <w:rPr>
+          <w:b/>
+          <w:lang w:val="es-PE"/>
+        </w:rPr>
+        <w:t/>
+      </w:r>
+      <w:r>
+        <w:rPr>
+          <w:b/>
+          <w:lang w:val="es-PE"/>
+        </w:rPr>
+        <w:t xml:space="preserve"/>
+      </w:r>
+      <w:r>
+        <w:rPr>
+          <w:b/>
+          <w:lang w:val="es-PE"/>
+        </w:rPr>
+        <w:t/>
+      </w:r>
+      <w:r>
+        <w:rPr>
+          <w:lang w:val="es-PE"/>
+        </w:rPr>
+        <w:t xml:space="preserve">, SEÑALANDO DÍA, HORA Y LUGAR DE REUNIÓN PARA EL ACTO DE ENTREGA. PARA TALES EFECTOS SE LEVANTARÁ UN ACTA, LA QUE SERÁ FIRMADA POR LAS PARTES EN SEÑAL DE ACEPTACIÓN Y CONFORMIDAD. SI “{{ comprador_denominacion }}”</w:t>
+      </w:r>
+      <w:r>
+        <w:rPr>
+          <w:b/>
+          <w:lang w:val="es-PE"/>
+        </w:rPr>
+        <w:t/>
+      </w:r>
+      <w:r>
+        <w:rPr>
+          <w:b/>
+          <w:lang w:val="es-PE"/>
+        </w:rPr>
+        <w:t/>
+      </w:r>
+      <w:r>
+        <w:rPr>
+          <w:b/>
+          <w:lang w:val="es-PE"/>
+        </w:rPr>
+        <w:t xml:space="preserve"/>
+      </w:r>
+      <w:r>
+        <w:rPr>
+          <w:b/>
+          <w:lang w:val="es-PE"/>
+        </w:rPr>
+        <w:t/>
+      </w:r>
+      <w:r>
+        <w:rPr>
+          <w:b/>
+          <w:lang w:val="es-PE"/>
+        </w:rPr>
+        <w:t xml:space="preserve"/>
+      </w:r>
+      <w:r>
+        <w:rPr>
+          <w:lang w:val="es-PE"/>
+        </w:rPr>
+        <w:t xml:space="preserve"> NO CONCURRIERA{{ comprador_n }}</w:t>
+      </w:r>
+      <w:r>
+        <w:rPr>
+          <w:lang w:val="es-PE"/>
+        </w:rPr>
+        <w:t xml:space="preserve"/>
       </w:r>
       <w:r>
         <w:rPr>
@@ -415,48 +415,48 @@
         <w:rPr>
           <w:lang w:val="es-PE"/>
         </w:rPr>
-        <w:t xml:space="preserve"> Y RECIBIDO POR “</w:t>
-      </w:r>
-      <w:r>
-        <w:rPr>
-          <w:b/>
-          <w:lang w:val="es-PE"/>
-        </w:rPr>
-        <w:t>L</w:t>
-      </w:r>
-      <w:r>
-        <w:rPr>
-          <w:b/>
-          <w:lang w:val="es-PE"/>
-        </w:rPr>
-        <w:t>OS</w:t>
-      </w:r>
-      <w:r>
-        <w:rPr>
-          <w:b/>
-          <w:lang w:val="es-PE"/>
-        </w:rPr>
-        <w:t xml:space="preserve"> COMPRADOR</w:t>
-      </w:r>
-      <w:r>
-        <w:rPr>
-          <w:b/>
-          <w:lang w:val="es-PE"/>
-        </w:rPr>
-        <w:t>ES</w:t>
-      </w:r>
-      <w:r>
-        <w:rPr>
-          <w:b/>
-          <w:lang w:val="es-PE"/>
-        </w:rPr>
-        <w:t>”</w:t>
-      </w:r>
-      <w:r>
-        <w:rPr>
-          <w:lang w:val="es-PE"/>
-        </w:rPr>
-        <w:t xml:space="preserve"> CONFORME A LO PACTADO EN LA PRESENTE CLÁUSULA Y QUE ÉSTE ÚLTIMO HA OTORGADO SU PLENA Y ABSOLUTA CONFORMIDAD A DICHA </w:t>
+        <w:t xml:space="preserve"> Y RECIBIDO POR “{{ comprador_denominacion }}”</w:t>
+      </w:r>
+      <w:r>
+        <w:rPr>
+          <w:b/>
+          <w:lang w:val="es-PE"/>
+        </w:rPr>
+        <w:t/>
+      </w:r>
+      <w:r>
+        <w:rPr>
+          <w:b/>
+          <w:lang w:val="es-PE"/>
+        </w:rPr>
+        <w:t/>
+      </w:r>
+      <w:r>
+        <w:rPr>
+          <w:b/>
+          <w:lang w:val="es-PE"/>
+        </w:rPr>
+        <w:t xml:space="preserve"/>
+      </w:r>
+      <w:r>
+        <w:rPr>
+          <w:b/>
+          <w:lang w:val="es-PE"/>
+        </w:rPr>
+        <w:t/>
+      </w:r>
+      <w:r>
+        <w:rPr>
+          <w:b/>
+          <w:lang w:val="es-PE"/>
+        </w:rPr>
+        <w:t xml:space="preserve"/>
+      </w:r>
+      <w:r>
+        <w:rPr>
+          <w:lang w:val="es-PE"/>
+        </w:rPr>
+        <w:t xml:space="preserve"> CONFORME A LO PACTADO EN LA PRESENTE CLÁUSULA Y QUE {{ comprador_este_ultimo }} HA{{ comprador_n }} OTORGADO SU PLENA Y ABSOLUTA CONFORMIDAD A DICHA </w:t>
       </w:r>
       <w:r>
         <w:rPr>
@@ -518,60 +518,60 @@
         <w:rPr>
           <w:lang w:val="es-PE"/>
         </w:rPr>
-        <w:t>. ASIMISMO, “</w:t>
-      </w:r>
-      <w:r>
-        <w:rPr>
-          <w:b/>
-          <w:lang w:val="es-PE"/>
-        </w:rPr>
-        <w:t>L</w:t>
-      </w:r>
-      <w:r>
-        <w:rPr>
-          <w:b/>
-          <w:lang w:val="es-PE"/>
-        </w:rPr>
-        <w:t>OS</w:t>
-      </w:r>
-      <w:r>
-        <w:rPr>
-          <w:b/>
-          <w:lang w:val="es-PE"/>
-        </w:rPr>
-        <w:t xml:space="preserve"> COMPRADOR</w:t>
-      </w:r>
-      <w:r>
-        <w:rPr>
-          <w:b/>
-          <w:lang w:val="es-PE"/>
-        </w:rPr>
-        <w:t>ES</w:t>
-      </w:r>
-      <w:r>
-        <w:rPr>
-          <w:b/>
-          <w:lang w:val="es-PE"/>
-        </w:rPr>
-        <w:t>”</w:t>
-      </w:r>
-      <w:r>
-        <w:rPr>
-          <w:lang w:val="es-PE"/>
-        </w:rPr>
-        <w:t xml:space="preserve"> MANIFIESTA</w:t>
-      </w:r>
-      <w:r>
-        <w:rPr>
-          <w:lang w:val="es-PE"/>
-        </w:rPr>
-        <w:t>N</w:t>
-      </w:r>
-      <w:r>
-        <w:rPr>
-          <w:lang w:val="es-PE"/>
-        </w:rPr>
-        <w:t xml:space="preserve"> CONOCER Y ACEPTAR QUE EN CASO “</w:t>
+        <w:t xml:space="preserve">. ASIMISMO, “{{ comprador_denominacion }}” MANIFIESTA{{ comprador_n }} CONOCER</w:t>
+      </w:r>
+      <w:r>
+        <w:rPr>
+          <w:b/>
+          <w:lang w:val="es-PE"/>
+        </w:rPr>
+        <w:t/>
+      </w:r>
+      <w:r>
+        <w:rPr>
+          <w:b/>
+          <w:lang w:val="es-PE"/>
+        </w:rPr>
+        <w:t/>
+      </w:r>
+      <w:r>
+        <w:rPr>
+          <w:b/>
+          <w:lang w:val="es-PE"/>
+        </w:rPr>
+        <w:t xml:space="preserve"/>
+      </w:r>
+      <w:r>
+        <w:rPr>
+          <w:b/>
+          <w:lang w:val="es-PE"/>
+        </w:rPr>
+        <w:t/>
+      </w:r>
+      <w:r>
+        <w:rPr>
+          <w:b/>
+          <w:lang w:val="es-PE"/>
+        </w:rPr>
+        <w:t xml:space="preserve"/>
+      </w:r>
+      <w:r>
+        <w:rPr>
+          <w:lang w:val="es-PE"/>
+        </w:rPr>
+        <w:t xml:space="preserve"/>
+      </w:r>
+      <w:r>
+        <w:rPr>
+          <w:lang w:val="es-PE"/>
+        </w:rPr>
+        <w:t/>
+      </w:r>
+      <w:r>
+        <w:rPr>
+          <w:lang w:val="es-PE"/>
+        </w:rPr>
+        <w:t xml:space="preserve"> Y ACEPTAR QUE EN CASO “</w:t>
       </w:r>
       <w:r>
         <w:rPr>
@@ -584,66 +584,66 @@
         <w:rPr>
           <w:lang w:val="es-PE"/>
         </w:rPr>
-        <w:t xml:space="preserve"> CONCLUYA LAS OBRAS DE CONSTRUCCIÓN ANTES DE LAS FECHAS ESTABLECIDAS, SE ADELANTARÁ AUTOMÁTICAMENTE LA FECHA DE ENTREGA DEL INMUEBLE, PARA CUYOS EFECTOS SE LE REMITIRÁ UNA COMUNICACIÓN A “</w:t>
-      </w:r>
-      <w:r>
-        <w:rPr>
-          <w:b/>
-          <w:lang w:val="es-PE"/>
-        </w:rPr>
-        <w:t>L</w:t>
-      </w:r>
-      <w:r>
-        <w:rPr>
-          <w:b/>
-          <w:lang w:val="es-PE"/>
-        </w:rPr>
-        <w:t>OS</w:t>
-      </w:r>
-      <w:r>
-        <w:rPr>
-          <w:b/>
-          <w:lang w:val="es-PE"/>
-        </w:rPr>
-        <w:t xml:space="preserve"> COMPRADOR</w:t>
-      </w:r>
-      <w:r>
-        <w:rPr>
-          <w:b/>
-          <w:lang w:val="es-PE"/>
-        </w:rPr>
-        <w:t>ES</w:t>
-      </w:r>
-      <w:r>
-        <w:rPr>
-          <w:b/>
-          <w:lang w:val="es-PE"/>
-        </w:rPr>
-        <w:t>”</w:t>
-      </w:r>
-      <w:r>
-        <w:rPr>
-          <w:lang w:val="es-PE"/>
-        </w:rPr>
-        <w:t xml:space="preserve"> INFORMÁNDOLE</w:t>
-      </w:r>
-      <w:r>
-        <w:rPr>
-          <w:lang w:val="es-PE"/>
-        </w:rPr>
-        <w:t>S</w:t>
-      </w:r>
-      <w:r>
-        <w:rPr>
-          <w:lang w:val="es-PE"/>
-        </w:rPr>
-        <w:t xml:space="preserve"> DEL </w:t>
-      </w:r>
-      <w:r>
-        <w:rPr>
-          <w:lang w:val="es-PE"/>
-        </w:rPr>
-        <w:t>CASO. =</w:t>
+        <w:t xml:space="preserve"> CONCLUYA LAS OBRAS DE CONSTRUCCIÓN ANTES DE LAS FECHAS ESTABLECIDAS, SE ADELANTARÁ AUTOMÁTICAMENTE LA FECHA DE ENTREGA DEL INMUEBLE, PARA CUYOS EFECTOS SE LE REMITIRÁ UNA COMUNICACIÓN A “{{ comprador_denominacion }}”</w:t>
+      </w:r>
+      <w:r>
+        <w:rPr>
+          <w:b/>
+          <w:lang w:val="es-PE"/>
+        </w:rPr>
+        <w:t/>
+      </w:r>
+      <w:r>
+        <w:rPr>
+          <w:b/>
+          <w:lang w:val="es-PE"/>
+        </w:rPr>
+        <w:t/>
+      </w:r>
+      <w:r>
+        <w:rPr>
+          <w:b/>
+          <w:lang w:val="es-PE"/>
+        </w:rPr>
+        <w:t xml:space="preserve"/>
+      </w:r>
+      <w:r>
+        <w:rPr>
+          <w:b/>
+          <w:lang w:val="es-PE"/>
+        </w:rPr>
+        <w:t/>
+      </w:r>
+      <w:r>
+        <w:rPr>
+          <w:b/>
+          <w:lang w:val="es-PE"/>
+        </w:rPr>
+        <w:t xml:space="preserve"/>
+      </w:r>
+      <w:r>
+        <w:rPr>
+          <w:lang w:val="es-PE"/>
+        </w:rPr>
+        <w:t xml:space="preserve"> INFORMÁNDOLE{{ comprador_sufijo_plural }} DEL CASO</w:t>
+      </w:r>
+      <w:r>
+        <w:rPr>
+          <w:lang w:val="es-PE"/>
+        </w:rPr>
+        <w:t/>
+      </w:r>
+      <w:r>
+        <w:rPr>
+          <w:lang w:val="es-PE"/>
+        </w:rPr>
+        <w:t xml:space="preserve"/>
+      </w:r>
+      <w:r>
+        <w:rPr>
+          <w:lang w:val="es-PE"/>
+        </w:rPr>
+        <w:t xml:space="preserve">. =</w:t>
       </w:r>
       <w:r>
         <w:rPr>
